--- a/09运维服务人员管理相关制度（包含人员储备制度及计划，培训管理制度及计划、绩效考核制度，岗位职责说明）/CYYH-ITSS-09-07 运维人员服务技能评价规范.docx
+++ b/09运维服务人员管理相关制度（包含人员储备制度及计划，培训管理制度及计划、绩效考核制度，岗位职责说明）/CYYH-ITSS-09-07 运维人员服务技能评价规范.docx
@@ -5176,6 +5176,12 @@
             <w:insideH w:val="single" w:color="000000" w:sz="2" w:space="0"/>
             <w:insideV w:val="single" w:color="000000" w:sz="2" w:space="0"/>
           </w:tblBorders>
+          <w:tblCellMar>
+            <w:top w:w="0" w:type="dxa"/>
+            <w:left w:w="0" w:type="dxa"/>
+            <w:bottom w:w="0" w:type="dxa"/>
+            <w:right w:w="0" w:type="dxa"/>
+          </w:tblCellMar>
         </w:tblPrEx>
         <w:trPr>
           <w:trHeight w:val="441" w:hRule="atLeast"/>
@@ -9017,9 +9023,9 @@
           <w:szCs w:val="43"/>
         </w:rPr>
       </w:pPr>
-      <w:bookmarkStart w:id="12" w:name="bookmark11"/>
+      <w:bookmarkStart w:id="12" w:name="bookmark12"/>
       <w:bookmarkEnd w:id="12"/>
-      <w:bookmarkStart w:id="13" w:name="bookmark12"/>
+      <w:bookmarkStart w:id="13" w:name="bookmark11"/>
       <w:bookmarkEnd w:id="13"/>
       <w:r>
         <w:rPr>
@@ -9045,11 +9051,6 @@
       </w:r>
     </w:p>
     <w:p>
-      <w:r>
-        <w:br w:type="page"/>
-      </w:r>
-    </w:p>
-    <w:p>
       <w:pPr>
         <w:spacing w:before="101" w:line="226" w:lineRule="auto"/>
         <w:ind w:left="133"/>
@@ -9062,6 +9063,8 @@
       </w:pPr>
       <w:bookmarkStart w:id="14" w:name="bookmark21"/>
       <w:bookmarkEnd w:id="14"/>
+      <w:bookmarkStart w:id="22" w:name="_GoBack"/>
+      <w:bookmarkEnd w:id="22"/>
       <w:r>
         <w:rPr>
           <w:rFonts w:ascii="黑体" w:hAnsi="黑体" w:eastAsia="黑体" w:cs="黑体"/>
@@ -9652,8 +9655,6 @@
           <w:szCs w:val="24"/>
         </w:rPr>
       </w:pPr>
-      <w:bookmarkStart w:id="22" w:name="_GoBack"/>
-      <w:bookmarkEnd w:id="22"/>
       <w:r>
         <w:rPr>
           <w:rFonts w:ascii="宋体" w:hAnsi="宋体" w:eastAsia="宋体" w:cs="宋体"/>
@@ -9866,9 +9867,9 @@
           <w:szCs w:val="43"/>
         </w:rPr>
       </w:pPr>
-      <w:bookmarkStart w:id="17" w:name="bookmark15"/>
+      <w:bookmarkStart w:id="17" w:name="bookmark16"/>
       <w:bookmarkEnd w:id="17"/>
-      <w:bookmarkStart w:id="18" w:name="bookmark16"/>
+      <w:bookmarkStart w:id="18" w:name="bookmark15"/>
       <w:bookmarkEnd w:id="18"/>
       <w:r>
         <w:rPr>
@@ -10481,7 +10482,7 @@
     <w:lsdException w:unhideWhenUsed="0" w:uiPriority="0" w:semiHidden="0" w:name="HTML Sample"/>
     <w:lsdException w:unhideWhenUsed="0" w:uiPriority="0" w:semiHidden="0" w:name="HTML Typewriter"/>
     <w:lsdException w:unhideWhenUsed="0" w:uiPriority="0" w:semiHidden="0" w:name="HTML Variable"/>
-    <w:lsdException w:unhideWhenUsed="0" w:uiPriority="0" w:name="Normal Table"/>
+    <w:lsdException w:qFormat="1" w:unhideWhenUsed="0" w:uiPriority="0" w:name="Normal Table"/>
     <w:lsdException w:unhideWhenUsed="0" w:uiPriority="0" w:semiHidden="0" w:name="annotation subject"/>
     <w:lsdException w:unhideWhenUsed="0" w:uiPriority="0" w:semiHidden="0" w:name="Table Simple 1"/>
     <w:lsdException w:unhideWhenUsed="0" w:uiPriority="0" w:semiHidden="0" w:name="Table Simple 2"/>
@@ -10661,6 +10662,7 @@
   <w:style w:type="table" w:default="1" w:styleId="3">
     <w:name w:val="Normal Table"/>
     <w:semiHidden/>
+    <w:qFormat/>
     <w:uiPriority w:val="0"/>
     <w:tblPr>
       <w:tblCellMar>
